--- a/rapports/2026-06-06/EQ26/EQ26_sup_v2/DR_091201010013/62-40-85-29.docx
+++ b/rapports/2026-06-06/EQ26/EQ26_sup_v2/DR_091201010013/62-40-85-29.docx
@@ -297,7 +297,7 @@
           <w:color w:val="1F6FEB"/>
           <w:sz w:val="22"/>
         </w:rPr>
-        <w:t>⚠ INCOHÉRENCES À CORRIGER (126)</w:t>
+        <w:t>⚠ INCOHÉRENCES À CORRIGER (122)</w:t>
       </w:r>
     </w:p>
     <w:tbl>
@@ -788,7 +788,7 @@
                 <w:i w:val="0"/>
                 <w:sz w:val="16"/>
               </w:rPr>
-              <w:t>S02</w:t>
+              <w:t>S04</w:t>
               <w:br/>
             </w:r>
             <w:r>
@@ -798,7 +798,7 @@
                 <w:color w:val="64748B"/>
                 <w:sz w:val="14"/>
               </w:rPr>
-              <w:t>Éducation</w:t>
+              <w:t>Emploi</w:t>
             </w:r>
           </w:p>
         </w:tc>
@@ -845,7 +845,7 @@
                 <w:i w:val="0"/>
                 <w:sz w:val="17"/>
               </w:rPr>
-              <w:t>Incohérence!!! seulement les écoles privées paient les frais de scolarité (y compris les frais d'inscription).</w:t>
+              <w:t>Incohérence détectée ! Il semble peu probable que NDEYE THIANG occupe un emploi pour l'ETAT/collectivités locales ou dans une entreprise publique/parapublique tout en travaillant moins de  6h par jour.</w:t>
             </w:r>
           </w:p>
         </w:tc>
@@ -878,7 +878,7 @@
                 <w:i w:val="0"/>
                 <w:sz w:val="16"/>
               </w:rPr>
-              <w:t>S04</w:t>
+              <w:t>S13</w:t>
               <w:br/>
             </w:r>
             <w:r>
@@ -888,7 +888,7 @@
                 <w:color w:val="64748B"/>
                 <w:sz w:val="14"/>
               </w:rPr>
-              <w:t>Emploi</w:t>
+              <w:t>Transferts</w:t>
             </w:r>
           </w:p>
         </w:tc>
@@ -904,7 +904,7 @@
                 <w:color w:val="16A34A"/>
                 <w:sz w:val="16"/>
               </w:rPr>
-              <w:t>—</w:t>
+              <w:t>s00q27, s01q03a, s01q03b, s01q03c, s02q04, s03q14, s04q15, s04q16</w:t>
             </w:r>
           </w:p>
         </w:tc>
@@ -935,7 +935,7 @@
                 <w:i w:val="0"/>
                 <w:sz w:val="17"/>
               </w:rPr>
-              <w:t>Incohérence détectée ! Il semble peu probable que NDEYE THIANG occupe un emploi pour l'ETAT/collectivités locales ou dans une entreprise publique/parapublique tout en travaillant moins de  6h par jour.</w:t>
+              <w:t>Incohérence!! Vous avez dit que celui qui a envoyé ou donné de l'argent n'a aucun lien avec celui qui a reçu de l'argent mais vous avez dit encore qu'il a vécu dans ce ménage dans le passé, prière de corriger.</w:t>
             </w:r>
           </w:p>
         </w:tc>
@@ -968,7 +968,7 @@
                 <w:i w:val="0"/>
                 <w:sz w:val="16"/>
               </w:rPr>
-              <w:t>S13</w:t>
+              <w:t>S16</w:t>
               <w:br/>
             </w:r>
             <w:r>
@@ -978,7 +978,7 @@
                 <w:color w:val="64748B"/>
                 <w:sz w:val="14"/>
               </w:rPr>
-              <w:t>Transferts</w:t>
+              <w:t>Agriculture</w:t>
             </w:r>
           </w:p>
         </w:tc>
@@ -994,7 +994,7 @@
                 <w:color w:val="16A34A"/>
                 <w:sz w:val="16"/>
               </w:rPr>
-              <w:t>s00q27, s01q03a, s01q03b, s01q03c, s02q04, s03q14, s04q15, s04q16</w:t>
+              <w:t>s01q02, s02q01__1, s02q02__1, s02q03__1, s02q15, s03q17, s04q28, s04q35d</w:t>
             </w:r>
           </w:p>
         </w:tc>
@@ -1025,7 +1025,7 @@
                 <w:i w:val="0"/>
                 <w:sz w:val="17"/>
               </w:rPr>
-              <w:t>Incohérence!! Vous avez dit que celui qui a envoyé ou donné de l'argent n'a aucun lien avec celui qui a reçu de l'argent mais vous avez dit encore qu'il a vécu dans ce ménage dans le passé, prière de corriger.</w:t>
+              <w:t>Incoherence! Le nombre de cultures dans la parcelle CHAMP PARCELLE MARAIRAGE est de 4 cultures qui semble trop élévé ou non renseigné, prière de corriger.</w:t>
             </w:r>
           </w:p>
         </w:tc>
@@ -1084,7 +1084,7 @@
                 <w:color w:val="16A34A"/>
                 <w:sz w:val="16"/>
               </w:rPr>
-              <w:t>s01q02, s02q01__1, s02q02__1, s02q03__1, s02q15, s03q17, s04q28, s04q35d</w:t>
+              <w:t>s16dq05a, s16dq05c</w:t>
             </w:r>
           </w:p>
         </w:tc>
@@ -1115,7 +1115,7 @@
                 <w:i w:val="0"/>
                 <w:sz w:val="17"/>
               </w:rPr>
-              <w:t>Incoherence! Le nombre de cultures dans la parcelle CHAMP PARCELLE MARAIRAGE est de 4 cultures qui semble trop élévé ou non renseigné, prière de corriger.</w:t>
+              <w:t>La quantité de s16dq05a estimée en Kg est incohérente avec la prise dans la question s16dq05c, prière de bien estimer et mettre la valeur exacte.</w:t>
             </w:r>
           </w:p>
         </w:tc>
@@ -1174,7 +1174,7 @@
                 <w:color w:val="16A34A"/>
                 <w:sz w:val="16"/>
               </w:rPr>
-              <w:t>s16dq05a, s16dq05c</w:t>
+              <w:t>s00q07a, s00q08, s00q10, s00q13_0, s00q15_0, s00q17_0, s00q23a, s00q23b</w:t>
             </w:r>
           </w:p>
         </w:tc>
@@ -1205,7 +1205,7 @@
                 <w:i w:val="0"/>
                 <w:sz w:val="17"/>
               </w:rPr>
-              <w:t>La quantité de s16dq05a estimée en Kg est incohérente avec la prise dans la question s16dq05c, prière de bien estimer et mettre la valeur exacte.</w:t>
+              <w:t>La somme des quantités consommées (10 kg), des quantités offertes (4 kg),  des quantités vendus (16 kg) et des quantités en stock (0 kg) depasse la quantité totale (4 kg) que le ménage a eu après la recolte de Aubergine , prière de corriger cette incoherence.</w:t>
             </w:r>
           </w:p>
         </w:tc>
@@ -1295,7 +1295,7 @@
                 <w:i w:val="0"/>
                 <w:sz w:val="17"/>
               </w:rPr>
-              <w:t>La somme des quantités consommées (10 kg), des quantités offertes (4 kg),  des quantités vendus (16 kg) et des quantités en stock (0 kg) depasse la quantité totale (4 kg) que le ménage a eu après la recolte de Aubergine , prière de corriger cette incoherence.</w:t>
+              <w:t>La somme des quantités consommées (15 kg), des quantités offertes (15 kg),  des quantités vendus (0 kg) et des quantités en stock (20 kg) depasse la quantité totale (20 kg) que le ménage a eu après la recolte de Niébé , prière de corriger cette incoherence.</w:t>
             </w:r>
           </w:p>
         </w:tc>
@@ -1385,7 +1385,7 @@
                 <w:i w:val="0"/>
                 <w:sz w:val="17"/>
               </w:rPr>
-              <w:t>La somme des quantités consommées (15 kg), des quantités offertes (15 kg),  des quantités vendus (0 kg) et des quantités en stock (20 kg) depasse la quantité totale (20 kg) que le ménage a eu après la recolte de Niébé , prière de corriger cette incoherence.</w:t>
+              <w:t>La somme des quantités consommées (15 kg), des quantités offertes (15 kg),  des quantités vendus (0 kg) et des quantités en stock (20 kg) depasse la quantité totale (25 kg) que le ménage a eu après la recolte de Niébé , prière de corriger cette incoherence.</w:t>
             </w:r>
           </w:p>
         </w:tc>
@@ -1400,10 +1400,10 @@
               <w:rPr>
                 <w:b/>
                 <w:i w:val="0"/>
-                <w:color w:val="DC2626"/>
-                <w:sz w:val="16"/>
-              </w:rPr>
-              <w:t>Haute</w:t>
+                <w:color w:val="EA580C"/>
+                <w:sz w:val="16"/>
+              </w:rPr>
+              <w:t>Moyenne</w:t>
             </w:r>
           </w:p>
         </w:tc>
@@ -1418,7 +1418,7 @@
                 <w:i w:val="0"/>
                 <w:sz w:val="16"/>
               </w:rPr>
-              <w:t>S16</w:t>
+              <w:t>S00</w:t>
               <w:br/>
             </w:r>
             <w:r>
@@ -1428,7 +1428,7 @@
                 <w:color w:val="64748B"/>
                 <w:sz w:val="14"/>
               </w:rPr>
-              <w:t>Agriculture</w:t>
+              <w:t>Identification</w:t>
             </w:r>
           </w:p>
         </w:tc>
@@ -1444,7 +1444,7 @@
                 <w:color w:val="16A34A"/>
                 <w:sz w:val="16"/>
               </w:rPr>
-              <w:t>s00q07a, s00q08, s00q10, s00q13_0, s00q15_0, s00q17_0, s00q23a, s00q23b</w:t>
+              <w:t>s00q27</w:t>
             </w:r>
           </w:p>
         </w:tc>
@@ -1475,7 +1475,7 @@
                 <w:i w:val="0"/>
                 <w:sz w:val="17"/>
               </w:rPr>
-              <w:t>La somme des quantités consommées (15 kg), des quantités offertes (15 kg),  des quantités vendus (0 kg) et des quantités en stock (20 kg) depasse la quantité totale (25 kg) que le ménage a eu après la recolte de Niébé , prière de corriger cette incoherence.</w:t>
+              <w:t>Le questionnaire semble ne pas être complètement fini mais le questionnaire est en statut complet, prière de compléter le questionnaire.</w:t>
             </w:r>
           </w:p>
         </w:tc>
@@ -1508,7 +1508,7 @@
                 <w:i w:val="0"/>
                 <w:sz w:val="16"/>
               </w:rPr>
-              <w:t>S00</w:t>
+              <w:t>S01</w:t>
               <w:br/>
             </w:r>
             <w:r>
@@ -1518,7 +1518,7 @@
                 <w:color w:val="64748B"/>
                 <w:sz w:val="14"/>
               </w:rPr>
-              <w:t>Identification</w:t>
+              <w:t>Démographie</w:t>
             </w:r>
           </w:p>
         </w:tc>
@@ -1534,7 +1534,7 @@
                 <w:color w:val="16A34A"/>
                 <w:sz w:val="16"/>
               </w:rPr>
-              <w:t>s00q27</w:t>
+              <w:t>—</w:t>
             </w:r>
           </w:p>
         </w:tc>
@@ -1565,7 +1565,7 @@
                 <w:i w:val="0"/>
                 <w:sz w:val="17"/>
               </w:rPr>
-              <w:t>Le questionnaire semble ne pas être complètement fini mais le questionnaire est en statut complet, prière de compléter le questionnaire.</w:t>
+              <w:t>Prière de verifier l'information donnée par FATOU SAMBE ou corriger au niveau de la section 1.</w:t>
             </w:r>
           </w:p>
         </w:tc>
@@ -1624,7 +1624,7 @@
                 <w:color w:val="16A34A"/>
                 <w:sz w:val="16"/>
               </w:rPr>
-              <w:t>—</w:t>
+              <w:t>s01q10_1</w:t>
             </w:r>
           </w:p>
         </w:tc>
@@ -1655,367 +1655,7 @@
                 <w:i w:val="0"/>
                 <w:sz w:val="17"/>
               </w:rPr>
-              <w:t>Prière de verifier l'information donnée par FATOU SAMBE ou corriger au niveau de la section 1.</w:t>
-            </w:r>
-          </w:p>
-        </w:tc>
-      </w:tr>
-      <w:tr>
-        <w:tc>
-          <w:tcPr>
-            <w:tcW w:type="dxa" w:w="964"/>
-          </w:tcPr>
-          <w:p>
-            <w:r>
-              <w:rPr>
-                <w:b/>
-                <w:i w:val="0"/>
-                <w:color w:val="EA580C"/>
-                <w:sz w:val="16"/>
-              </w:rPr>
-              <w:t>Moyenne</w:t>
-            </w:r>
-          </w:p>
-        </w:tc>
-        <w:tc>
-          <w:tcPr>
-            <w:tcW w:type="dxa" w:w="1247"/>
-          </w:tcPr>
-          <w:p>
-            <w:r>
-              <w:rPr>
-                <w:b/>
-                <w:i w:val="0"/>
-                <w:sz w:val="16"/>
-              </w:rPr>
-              <w:t>S01</w:t>
-              <w:br/>
-            </w:r>
-            <w:r>
-              <w:rPr>
-                <w:b w:val="0"/>
-                <w:i w:val="0"/>
-                <w:color w:val="64748B"/>
-                <w:sz w:val="14"/>
-              </w:rPr>
-              <w:t>Démographie</w:t>
-            </w:r>
-          </w:p>
-        </w:tc>
-        <w:tc>
-          <w:tcPr>
-            <w:tcW w:type="dxa" w:w="1531"/>
-          </w:tcPr>
-          <w:p>
-            <w:r>
-              <w:rPr>
-                <w:b/>
-                <w:i w:val="0"/>
-                <w:color w:val="16A34A"/>
-                <w:sz w:val="16"/>
-              </w:rPr>
-              <w:t>s00q27, s01q03a, s01q03b, s01q03c, s01q00b</w:t>
-            </w:r>
-          </w:p>
-        </w:tc>
-        <w:tc>
-          <w:tcPr>
-            <w:tcW w:type="dxa" w:w="1191"/>
-          </w:tcPr>
-          <w:p>
-            <w:r>
-              <w:rPr>
-                <w:b w:val="0"/>
-                <w:i w:val="0"/>
-                <w:color w:val="64748B"/>
-                <w:sz w:val="16"/>
-              </w:rPr>
-              <w:t>GT-CQ</w:t>
-            </w:r>
-          </w:p>
-        </w:tc>
-        <w:tc>
-          <w:tcPr>
-            <w:tcW w:type="dxa" w:w="4706"/>
-          </w:tcPr>
-          <w:p>
-            <w:r>
-              <w:rPr>
-                <w:b w:val="0"/>
-                <w:i w:val="0"/>
-                <w:sz w:val="17"/>
-              </w:rPr>
-              <w:t>Les informations sur l'acte de naissance (ni Jours, ni mois et ni années) de  AMADOU BA  manquent, s'il vous plait pouvez-vous fournir d'effort pour avoir ces informations.</w:t>
-            </w:r>
-          </w:p>
-        </w:tc>
-      </w:tr>
-      <w:tr>
-        <w:tc>
-          <w:tcPr>
-            <w:tcW w:type="dxa" w:w="964"/>
-          </w:tcPr>
-          <w:p>
-            <w:r>
-              <w:rPr>
-                <w:b/>
-                <w:i w:val="0"/>
-                <w:color w:val="EA580C"/>
-                <w:sz w:val="16"/>
-              </w:rPr>
-              <w:t>Moyenne</w:t>
-            </w:r>
-          </w:p>
-        </w:tc>
-        <w:tc>
-          <w:tcPr>
-            <w:tcW w:type="dxa" w:w="1247"/>
-          </w:tcPr>
-          <w:p>
-            <w:r>
-              <w:rPr>
-                <w:b/>
-                <w:i w:val="0"/>
-                <w:sz w:val="16"/>
-              </w:rPr>
-              <w:t>S01</w:t>
-              <w:br/>
-            </w:r>
-            <w:r>
-              <w:rPr>
-                <w:b w:val="0"/>
-                <w:i w:val="0"/>
-                <w:color w:val="64748B"/>
-                <w:sz w:val="14"/>
-              </w:rPr>
-              <w:t>Démographie</w:t>
-            </w:r>
-          </w:p>
-        </w:tc>
-        <w:tc>
-          <w:tcPr>
-            <w:tcW w:type="dxa" w:w="1531"/>
-          </w:tcPr>
-          <w:p>
-            <w:r>
-              <w:rPr>
-                <w:b/>
-                <w:i w:val="0"/>
-                <w:color w:val="16A34A"/>
-                <w:sz w:val="16"/>
-              </w:rPr>
-              <w:t>s00q27, s01q03a, s01q03b, s01q03c, s01q00b</w:t>
-            </w:r>
-          </w:p>
-        </w:tc>
-        <w:tc>
-          <w:tcPr>
-            <w:tcW w:type="dxa" w:w="1191"/>
-          </w:tcPr>
-          <w:p>
-            <w:r>
-              <w:rPr>
-                <w:b w:val="0"/>
-                <w:i w:val="0"/>
-                <w:color w:val="64748B"/>
-                <w:sz w:val="16"/>
-              </w:rPr>
-              <w:t>GT-CQ</w:t>
-            </w:r>
-          </w:p>
-        </w:tc>
-        <w:tc>
-          <w:tcPr>
-            <w:tcW w:type="dxa" w:w="4706"/>
-          </w:tcPr>
-          <w:p>
-            <w:r>
-              <w:rPr>
-                <w:b w:val="0"/>
-                <w:i w:val="0"/>
-                <w:sz w:val="17"/>
-              </w:rPr>
-              <w:t>Les informations sur l'acte de naissance (ni Jours, ni mois et ni années) de  AWA GUEYE  manquent, s'il vous plait pouvez-vous fournir d'effort pour avoir ces informations.</w:t>
-            </w:r>
-          </w:p>
-        </w:tc>
-      </w:tr>
-      <w:tr>
-        <w:tc>
-          <w:tcPr>
-            <w:tcW w:type="dxa" w:w="964"/>
-          </w:tcPr>
-          <w:p>
-            <w:r>
-              <w:rPr>
-                <w:b/>
-                <w:i w:val="0"/>
-                <w:color w:val="EA580C"/>
-                <w:sz w:val="16"/>
-              </w:rPr>
-              <w:t>Moyenne</w:t>
-            </w:r>
-          </w:p>
-        </w:tc>
-        <w:tc>
-          <w:tcPr>
-            <w:tcW w:type="dxa" w:w="1247"/>
-          </w:tcPr>
-          <w:p>
-            <w:r>
-              <w:rPr>
-                <w:b/>
-                <w:i w:val="0"/>
-                <w:sz w:val="16"/>
-              </w:rPr>
-              <w:t>S01</w:t>
-              <w:br/>
-            </w:r>
-            <w:r>
-              <w:rPr>
-                <w:b w:val="0"/>
-                <w:i w:val="0"/>
-                <w:color w:val="64748B"/>
-                <w:sz w:val="14"/>
-              </w:rPr>
-              <w:t>Démographie</w:t>
-            </w:r>
-          </w:p>
-        </w:tc>
-        <w:tc>
-          <w:tcPr>
-            <w:tcW w:type="dxa" w:w="1531"/>
-          </w:tcPr>
-          <w:p>
-            <w:r>
-              <w:rPr>
-                <w:b/>
-                <w:i w:val="0"/>
-                <w:color w:val="16A34A"/>
-                <w:sz w:val="16"/>
-              </w:rPr>
-              <w:t>s01q10_1</w:t>
-            </w:r>
-          </w:p>
-        </w:tc>
-        <w:tc>
-          <w:tcPr>
-            <w:tcW w:type="dxa" w:w="1191"/>
-          </w:tcPr>
-          <w:p>
-            <w:r>
-              <w:rPr>
-                <w:b w:val="0"/>
-                <w:i w:val="0"/>
-                <w:color w:val="64748B"/>
-                <w:sz w:val="16"/>
-              </w:rPr>
-              <w:t>GT-CQ</w:t>
-            </w:r>
-          </w:p>
-        </w:tc>
-        <w:tc>
-          <w:tcPr>
-            <w:tcW w:type="dxa" w:w="4706"/>
-          </w:tcPr>
-          <w:p>
-            <w:r>
-              <w:rPr>
-                <w:b w:val="0"/>
-                <w:i w:val="0"/>
-                <w:sz w:val="17"/>
-              </w:rPr>
               <w:t>La taille du ménage lors de l'enquête principale (9) de ce ménage est inférieur à la taille du denombrement (15), prière de fournir des explications concrètes ou aller revisiter le ménage.</w:t>
-            </w:r>
-          </w:p>
-        </w:tc>
-      </w:tr>
-      <w:tr>
-        <w:tc>
-          <w:tcPr>
-            <w:tcW w:type="dxa" w:w="964"/>
-          </w:tcPr>
-          <w:p>
-            <w:r>
-              <w:rPr>
-                <w:b/>
-                <w:i w:val="0"/>
-                <w:color w:val="EA580C"/>
-                <w:sz w:val="16"/>
-              </w:rPr>
-              <w:t>Moyenne</w:t>
-            </w:r>
-          </w:p>
-        </w:tc>
-        <w:tc>
-          <w:tcPr>
-            <w:tcW w:type="dxa" w:w="1247"/>
-          </w:tcPr>
-          <w:p>
-            <w:r>
-              <w:rPr>
-                <w:b/>
-                <w:i w:val="0"/>
-                <w:sz w:val="16"/>
-              </w:rPr>
-              <w:t>S02</w:t>
-              <w:br/>
-            </w:r>
-            <w:r>
-              <w:rPr>
-                <w:b w:val="0"/>
-                <w:i w:val="0"/>
-                <w:color w:val="64748B"/>
-                <w:sz w:val="14"/>
-              </w:rPr>
-              <w:t>Éducation</w:t>
-            </w:r>
-          </w:p>
-        </w:tc>
-        <w:tc>
-          <w:tcPr>
-            <w:tcW w:type="dxa" w:w="1531"/>
-          </w:tcPr>
-          <w:p>
-            <w:r>
-              <w:rPr>
-                <w:b/>
-                <w:i w:val="0"/>
-                <w:color w:val="16A34A"/>
-                <w:sz w:val="16"/>
-              </w:rPr>
-              <w:t>—</w:t>
-            </w:r>
-          </w:p>
-        </w:tc>
-        <w:tc>
-          <w:tcPr>
-            <w:tcW w:type="dxa" w:w="1191"/>
-          </w:tcPr>
-          <w:p>
-            <w:r>
-              <w:rPr>
-                <w:b w:val="0"/>
-                <w:i w:val="0"/>
-                <w:color w:val="64748B"/>
-                <w:sz w:val="16"/>
-              </w:rPr>
-              <w:t>GT-CQ</w:t>
-            </w:r>
-          </w:p>
-        </w:tc>
-        <w:tc>
-          <w:tcPr>
-            <w:tcW w:type="dxa" w:w="4706"/>
-          </w:tcPr>
-          <w:p>
-            <w:r>
-              <w:rPr>
-                <w:b w:val="0"/>
-                <w:i w:val="0"/>
-                <w:sz w:val="17"/>
-              </w:rPr>
-              <w:t>veuillez, s'il vous plait, confirmer les frais de scolarité ( 1500 FCFA) payée de FATOU SAMBE avec le QG ou apporter les corrections nécessaires.</w:t>
             </w:r>
           </w:p>
         </w:tc>
